--- a/pr-preview/pr-418/chapters/conciseness.docx
+++ b/pr-preview/pr-418/chapters/conciseness.docx
@@ -15,7 +15,7 @@
         <w:pStyle w:val="Date"/>
       </w:pPr>
       <w:r>
-        <w:t xml:space="preserve">Last modified: 2026-10-29 13:19:48 (PDT)</w:t>
+        <w:t xml:space="preserve">Last modified: 2026-10-29 13:28:12 (PDT)</w:t>
       </w:r>
     </w:p>
     <w:tbl>
@@ -1385,26 +1385,37 @@
       <w:r>
         <w:t xml:space="preserve"> </w:t>
       </w:r>
-      <w:r>
-        <w:t xml:space="preserve">In a bullet list,</w:t>
-      </w:r>
-      <w:r>
-        <w:t xml:space="preserve"> </w:t>
-      </w:r>
-      <w:r>
-        <w:t xml:space="preserve">start every item the same way,</w:t>
-      </w:r>
-      <w:r>
-        <w:t xml:space="preserve"> </w:t>
-      </w:r>
-      <w:r>
-        <w:t xml:space="preserve">with a verb, a noun phrase or a full sentence,</w:t>
-      </w:r>
-      <w:r>
-        <w:t xml:space="preserve"> </w:t>
-      </w:r>
-      <w:r>
-        <w:t xml:space="preserve">and end every item with the same punctuation.</w:t>
+      <w:hyperlink w:anchor="put-lists-in-bullet-points">
+        <w:r>
+          <w:rPr>
+            <w:rStyle w:val="Hyperlink"/>
+          </w:rPr>
+          <w:t xml:space="preserve">Put lists in bullet points</w:t>
+        </w:r>
+      </w:hyperlink>
+      <w:r>
+        <w:t xml:space="preserve"> </w:t>
+      </w:r>
+      <w:r>
+        <w:t xml:space="preserve">applies the rule to the items of a list.</w:t>
+      </w:r>
+      <w:r>
+        <w:t xml:space="preserve"> </w:t>
+      </w:r>
+      <w:r>
+        <w:t xml:space="preserve">The rule also holds inside one sentence,</w:t>
+      </w:r>
+      <w:r>
+        <w:t xml:space="preserve"> </w:t>
+      </w:r>
+      <w:r>
+        <w:t xml:space="preserve">where a series joins verbs, noun phrases or adjectives</w:t>
+      </w:r>
+      <w:r>
+        <w:t xml:space="preserve"> </w:t>
+      </w:r>
+      <w:r>
+        <w:t xml:space="preserve">and each item should be the same kind of phrase.</w:t>
       </w:r>
     </w:p>
     <w:p>
@@ -1412,43 +1423,7 @@
         <w:pStyle w:val="BlockText"/>
       </w:pPr>
       <w:r>
-        <w:t xml:space="preserve">❌ The report should:</w:t>
-      </w:r>
-    </w:p>
-    <w:p>
-      <w:pPr>
-        <w:pStyle w:val="Compact"/>
-        <w:numPr>
-          <w:ilvl w:val="0"/>
-          <w:numId w:val="1009"/>
-        </w:numPr>
-      </w:pPr>
-      <w:r>
-        <w:t xml:space="preserve">summarize the data;</w:t>
-      </w:r>
-    </w:p>
-    <w:p>
-      <w:pPr>
-        <w:pStyle w:val="Compact"/>
-        <w:numPr>
-          <w:ilvl w:val="0"/>
-          <w:numId w:val="1009"/>
-        </w:numPr>
-      </w:pPr>
-      <w:r>
-        <w:t xml:space="preserve">the model is described;</w:t>
-      </w:r>
-    </w:p>
-    <w:p>
-      <w:pPr>
-        <w:pStyle w:val="Compact"/>
-        <w:numPr>
-          <w:ilvl w:val="0"/>
-          <w:numId w:val="1009"/>
-        </w:numPr>
-      </w:pPr>
-      <w:r>
-        <w:t xml:space="preserve">a table of results.</w:t>
+        <w:t xml:space="preserve">❌ The model is fast, accurate and has been validated.</w:t>
       </w:r>
     </w:p>
     <w:p>
@@ -1456,43 +1431,7 @@
         <w:pStyle w:val="BlockText"/>
       </w:pPr>
       <w:r>
-        <w:t xml:space="preserve">✅ The report should:</w:t>
-      </w:r>
-    </w:p>
-    <w:p>
-      <w:pPr>
-        <w:pStyle w:val="Compact"/>
-        <w:numPr>
-          <w:ilvl w:val="0"/>
-          <w:numId w:val="1010"/>
-        </w:numPr>
-      </w:pPr>
-      <w:r>
-        <w:t xml:space="preserve">summarize the data;</w:t>
-      </w:r>
-    </w:p>
-    <w:p>
-      <w:pPr>
-        <w:pStyle w:val="Compact"/>
-        <w:numPr>
-          <w:ilvl w:val="0"/>
-          <w:numId w:val="1010"/>
-        </w:numPr>
-      </w:pPr>
-      <w:r>
-        <w:t xml:space="preserve">describe the model;</w:t>
-      </w:r>
-    </w:p>
-    <w:p>
-      <w:pPr>
-        <w:pStyle w:val="Compact"/>
-        <w:numPr>
-          <w:ilvl w:val="0"/>
-          <w:numId w:val="1010"/>
-        </w:numPr>
-      </w:pPr>
-      <w:r>
-        <w:t xml:space="preserve">tabulate the results.</w:t>
+        <w:t xml:space="preserve">✅ The model is fast, accurate and validated.</w:t>
       </w:r>
     </w:p>
     <w:bookmarkEnd w:id="22"/>
@@ -2128,7 +2067,7 @@
         <w:pStyle w:val="Compact"/>
         <w:numPr>
           <w:ilvl w:val="0"/>
-          <w:numId w:val="1011"/>
+          <w:numId w:val="1009"/>
         </w:numPr>
       </w:pPr>
       <w:r>
@@ -2140,7 +2079,7 @@
         <w:pStyle w:val="Compact"/>
         <w:numPr>
           <w:ilvl w:val="0"/>
-          <w:numId w:val="1011"/>
+          <w:numId w:val="1009"/>
         </w:numPr>
       </w:pPr>
       <w:r>
@@ -2152,7 +2091,7 @@
         <w:pStyle w:val="Compact"/>
         <w:numPr>
           <w:ilvl w:val="0"/>
-          <w:numId w:val="1011"/>
+          <w:numId w:val="1009"/>
         </w:numPr>
       </w:pPr>
       <w:r>
@@ -2348,7 +2287,7 @@
         <w:pStyle w:val="Compact"/>
         <w:numPr>
           <w:ilvl w:val="0"/>
-          <w:numId w:val="1012"/>
+          <w:numId w:val="1010"/>
         </w:numPr>
       </w:pPr>
       <w:r>
@@ -2360,7 +2299,7 @@
         <w:pStyle w:val="Compact"/>
         <w:numPr>
           <w:ilvl w:val="0"/>
-          <w:numId w:val="1012"/>
+          <w:numId w:val="1010"/>
         </w:numPr>
       </w:pPr>
       <w:r>
@@ -2372,7 +2311,7 @@
         <w:pStyle w:val="Compact"/>
         <w:numPr>
           <w:ilvl w:val="0"/>
-          <w:numId w:val="1012"/>
+          <w:numId w:val="1010"/>
         </w:numPr>
       </w:pPr>
       <w:r>
@@ -3040,7 +2979,7 @@
         <w:pStyle w:val="Compact"/>
         <w:numPr>
           <w:ilvl w:val="0"/>
-          <w:numId w:val="1013"/>
+          <w:numId w:val="1011"/>
         </w:numPr>
       </w:pPr>
       <w:r>
@@ -3058,7 +2997,7 @@
         <w:pStyle w:val="Compact"/>
         <w:numPr>
           <w:ilvl w:val="0"/>
-          <w:numId w:val="1013"/>
+          <w:numId w:val="1011"/>
         </w:numPr>
       </w:pPr>
       <w:r>
@@ -3076,7 +3015,7 @@
         <w:pStyle w:val="Compact"/>
         <w:numPr>
           <w:ilvl w:val="0"/>
-          <w:numId w:val="1013"/>
+          <w:numId w:val="1011"/>
         </w:numPr>
       </w:pPr>
       <w:r>
@@ -3138,7 +3077,7 @@
         <w:pStyle w:val="Compact"/>
         <w:numPr>
           <w:ilvl w:val="0"/>
-          <w:numId w:val="1014"/>
+          <w:numId w:val="1012"/>
         </w:numPr>
       </w:pPr>
       <w:r>
@@ -3150,7 +3089,7 @@
         <w:pStyle w:val="Compact"/>
         <w:numPr>
           <w:ilvl w:val="0"/>
-          <w:numId w:val="1014"/>
+          <w:numId w:val="1012"/>
         </w:numPr>
       </w:pPr>
       <w:r>
@@ -3162,7 +3101,7 @@
         <w:pStyle w:val="Compact"/>
         <w:numPr>
           <w:ilvl w:val="0"/>
-          <w:numId w:val="1014"/>
+          <w:numId w:val="1012"/>
         </w:numPr>
       </w:pPr>
       <w:r>
@@ -3252,7 +3191,7 @@
         <w:pStyle w:val="Compact"/>
         <w:numPr>
           <w:ilvl w:val="0"/>
-          <w:numId w:val="1015"/>
+          <w:numId w:val="1013"/>
         </w:numPr>
       </w:pPr>
       <w:r>
@@ -3278,7 +3217,7 @@
         <w:pStyle w:val="Compact"/>
         <w:numPr>
           <w:ilvl w:val="0"/>
-          <w:numId w:val="1015"/>
+          <w:numId w:val="1013"/>
         </w:numPr>
       </w:pPr>
       <w:r>
@@ -3408,7 +3347,7 @@
         <w:pStyle w:val="Compact"/>
         <w:numPr>
           <w:ilvl w:val="0"/>
-          <w:numId w:val="1016"/>
+          <w:numId w:val="1014"/>
         </w:numPr>
       </w:pPr>
       <w:r>
@@ -3420,7 +3359,7 @@
         <w:pStyle w:val="Compact"/>
         <w:numPr>
           <w:ilvl w:val="0"/>
-          <w:numId w:val="1016"/>
+          <w:numId w:val="1014"/>
         </w:numPr>
       </w:pPr>
       <w:r>
@@ -3805,7 +3744,7 @@
         <w:pStyle w:val="Compact"/>
         <w:numPr>
           <w:ilvl w:val="0"/>
-          <w:numId w:val="1017"/>
+          <w:numId w:val="1015"/>
         </w:numPr>
       </w:pPr>
       <m:oMath>
@@ -3898,7 +3837,7 @@
         <w:pStyle w:val="Compact"/>
         <w:numPr>
           <w:ilvl w:val="0"/>
-          <w:numId w:val="1017"/>
+          <w:numId w:val="1015"/>
         </w:numPr>
       </w:pPr>
       <m:oMath>
@@ -3982,7 +3921,7 @@
         <w:pStyle w:val="Compact"/>
         <w:numPr>
           <w:ilvl w:val="0"/>
-          <w:numId w:val="1017"/>
+          <w:numId w:val="1015"/>
         </w:numPr>
       </w:pPr>
       <m:oMath>
@@ -4153,7 +4092,7 @@
         <w:pStyle w:val="Compact"/>
         <w:numPr>
           <w:ilvl w:val="0"/>
-          <w:numId w:val="1018"/>
+          <w:numId w:val="1016"/>
         </w:numPr>
       </w:pPr>
       <w:r>
@@ -4179,7 +4118,7 @@
         <w:pStyle w:val="Compact"/>
         <w:numPr>
           <w:ilvl w:val="0"/>
-          <w:numId w:val="1018"/>
+          <w:numId w:val="1016"/>
         </w:numPr>
       </w:pPr>
       <w:r>
@@ -4205,7 +4144,7 @@
         <w:pStyle w:val="Compact"/>
         <w:numPr>
           <w:ilvl w:val="0"/>
-          <w:numId w:val="1018"/>
+          <w:numId w:val="1016"/>
         </w:numPr>
       </w:pPr>
       <w:r>
@@ -4240,7 +4179,7 @@
         <w:pStyle w:val="Compact"/>
         <w:numPr>
           <w:ilvl w:val="0"/>
-          <w:numId w:val="1018"/>
+          <w:numId w:val="1016"/>
         </w:numPr>
       </w:pPr>
       <w:r>
@@ -5171,12 +5110,6 @@
     <w:abstractNumId w:val="991"/>
   </w:num>
   <w:num w:numId="1014">
-    <w:abstractNumId w:val="991"/>
-  </w:num>
-  <w:num w:numId="1015">
-    <w:abstractNumId w:val="991"/>
-  </w:num>
-  <w:num w:numId="1016">
     <w:abstractNumId w:val="99411"/>
     <w:lvlOverride w:ilvl="0">
       <w:startOverride w:val="1"/>
@@ -5206,10 +5139,10 @@
       <w:startOverride w:val="1"/>
     </w:lvlOverride>
   </w:num>
-  <w:num w:numId="1017">
+  <w:num w:numId="1015">
     <w:abstractNumId w:val="991"/>
   </w:num>
-  <w:num w:numId="1018">
+  <w:num w:numId="1016">
     <w:abstractNumId w:val="991"/>
   </w:num>
 </w:numbering>
